--- a/Fase 2/Evidencias Grupales/2.6_Guía Estudiante_Fase 2_Informe Final Proyecto APT.docx.docx
+++ b/Fase 2/Evidencias Grupales/2.6_Guía Estudiante_Fase 2_Informe Final Proyecto APT.docx.docx
@@ -1060,36 +1060,6 @@
               <w:jc w:val="left"/>
               <w:rPr>
                 <w:rFonts w:ascii="Arial" w:hAnsi="Arial" w:cs="Arial"/>
-                <w:color w:val="000000"/>
-                <w:sz w:val="20"/>
-                <w:szCs w:val="20"/>
-              </w:rPr>
-            </w:pPr>
-            <w:r>
-              <w:rPr>
-                <w:rFonts w:ascii="Arial" w:hAnsi="Arial" w:eastAsia="Arial" w:cs="Arial"/>
-                <w:color w:val="000000"/>
-                <w:sz w:val="20"/>
-                <w:szCs w:val="20"/>
-              </w:rPr>
-              <w:t xml:space="preserve">Corte de información: 16 de octubre de 2026. </w:t>
-            </w:r>
-            <w:r>
-              <w:rPr>
-                <w:rFonts w:ascii="Arial" w:hAnsi="Arial" w:eastAsia="Arial" w:cs="Arial"/>
-              </w:rPr>
-            </w:r>
-          </w:p>
-          <w:p>
-            <w:pPr>
-              <w:keepNext w:val="false"/>
-              <w:keepLines w:val="true"/>
-              <w:widowControl w:val="true"/>
-              <w:spacing w:after="100" w:before="0" w:line="259" w:lineRule="auto"/>
-              <w:ind w:right="0" w:firstLine="0" w:left="0"/>
-              <w:jc w:val="left"/>
-              <w:rPr>
-                <w:rFonts w:ascii="Arial" w:hAnsi="Arial" w:cs="Arial"/>
               </w:rPr>
             </w:pPr>
             <w:r>
@@ -1132,7 +1102,7 @@
                 <w:sz w:val="20"/>
                 <w:szCs w:val="20"/>
               </w:rPr>
-              <w:t xml:space="preserve">Versión de trabajo del informe final de Fase 2. Presenta los resultados comprobados a este corte y los compromisos aún pendientes; no corresponde al cierre del producto completo.</w:t>
+              <w:t xml:space="preserve">Informe del desarrollo de SIGET que presenta el problema abordado, los objetivos, la solución implementada, las evidencias de avance y las capacidades previstas para su continuidad.</w:t>
             </w:r>
             <w:r>
               <w:rPr>
@@ -1919,7 +1889,7 @@
                 <w:sz w:val="20"/>
                 <w:szCs w:val="20"/>
               </w:rPr>
-              <w:t xml:space="preserve">Objetivos específicos y avance al corte</w:t>
+              <w:t xml:space="preserve">Objetivos específicos y desarrollo</w:t>
             </w:r>
             <w:r>
               <w:rPr>
@@ -2223,7 +2193,7 @@
                 <w:sz w:val="20"/>
                 <w:szCs w:val="20"/>
               </w:rPr>
-              <w:t xml:space="preserve">Avance: Backend y acceso Web disponibles. Faltan las pantallas conectadas de catálogo, solicitudes y tickets, y el cliente PySide6.</w:t>
+              <w:t xml:space="preserve">Avance: Backend, acceso y formularios Web para solicitudes de asignación y registro de tickets disponibles. Continúan pendientes el cliente PySide6 y las consultas y el seguimiento previstos para el portal.</w:t>
             </w:r>
             <w:r>
               <w:rPr>
@@ -2366,7 +2336,7 @@
                 <w:sz w:val="20"/>
                 <w:szCs w:val="20"/>
               </w:rPr>
-              <w:t xml:space="preserve">Avance: Última ejecución local disponible: 266 pruebas aprobadas, incluidas 68 con PostgreSQL real. Faltan rendimiento, seguridad integral, integración con Escritorio y consolidación de la matriz final de resultados.</w:t>
+              <w:t xml:space="preserve">Avance: Pruebas unitarias y de integración para reglas de negocio, permisos y persistencia, junto con análisis estático del código. La validación integral requiere completar las pruebas de rendimiento, seguridad, integración con Escritorio y aceptación.</w:t>
             </w:r>
             <w:r>
               <w:rPr>
@@ -2920,7 +2890,7 @@
                 <w:sz w:val="20"/>
                 <w:szCs w:val="20"/>
               </w:rPr>
-              <w:t xml:space="preserve">Se implementó la creación inicial de tickets mediante API, incluyendo al solicitante, el activo cuando corresponde, el estado inicial y las validaciones de los datos ingresados. El portal Web cuenta con acceso y una estructura visual inicial, pero todavía </w:t>
+              <w:t xml:space="preserve">Se implementó la creación inicial de tickets mediante API y formulario Web, con solicitante, activo cuando corresponde, estado inicial y validación de los datos. El portal también permite solicitar equipos por categoría, verificar disponibilidad y mostrar la confirmación del registro. El catálogo y las consultas de seguimiento requieren ampliación. La aplicación de Escritorio en PySide6 continúa pendiente de desarrollo.</w:t>
             </w:r>
             <w:r>
               <w:rPr>
@@ -2929,7 +2899,7 @@
                 <w:sz w:val="20"/>
                 <w:szCs w:val="20"/>
               </w:rPr>
-              <w:t xml:space="preserve">requiere conectar las pantallas de catálogo, solicitudes de asignación y tickets con los servicios disponibles. La aplicación de Escritorio en PySide6 continúa pendiente de desarrollo.</w:t>
+              <w:t xml:space="preserve"/>
             </w:r>
             <w:r>
               <w:rPr>
@@ -3056,7 +3026,7 @@
                 <w:sz w:val="20"/>
                 <w:szCs w:val="20"/>
               </w:rPr>
-              <w:t xml:space="preserve">El backend compartido y el entorno reproducible facilitaron la integración y revisión de los flujos. La continuidad del trabajo considera completar las interfaces Web, desarrollar el cliente de Escritorio y ampliar la gestión de soporte con seguimiento de </w:t>
+              <w:t xml:space="preserve">El backend compartido y el entorno reproducible facilitaron la integración y revisión de los flujos. La continuidad considera ampliar las consultas y el seguimiento del portal, desarrollar el cliente de Escritorio y completar la gestión de soporte con diagnósticos, órdenes de trabajo y notificaciones. También se contemplan repuestos, identificación mediante códigos QR y reportería, junto con la validación integral de calidad y las evidencias de aceptación.</w:t>
             </w:r>
             <w:r>
               <w:rPr>
@@ -3065,7 +3035,7 @@
                 <w:sz w:val="20"/>
                 <w:szCs w:val="20"/>
               </w:rPr>
-              <w:t xml:space="preserve">tickets, diagnósticos, órdenes de trabajo y notificaciones. También permanecen previstas las funcionalidades de repuestos, identificación mediante códigos QR y reportería, junto con la consolidación de las evidencias de aceptación.</w:t>
+              <w:t xml:space="preserve"/>
             </w:r>
             <w:r>
               <w:rPr>
@@ -3149,7 +3119,7 @@
                 <w:sz w:val="20"/>
                 <w:szCs w:val="20"/>
               </w:rPr>
-              <w:t xml:space="preserve">Las siguientes evidencias permiten seguir la relación entre lo definido, lo implementado y lo probado. Se encuentran en el repositorio SIGET; los enlaces de referencia corresponden a la versión revisada para este informe.</w:t>
+              <w:t xml:space="preserve">Las siguientes evidencias relacionan los requisitos, el diseño, la implementación y las pruebas. Los enlaces permiten consultar los documentos, el código y los recursos de ejecución disponibles en el repositorio SIGET.</w:t>
             </w:r>
             <w:r>
               <w:rPr>
@@ -3490,7 +3460,7 @@
                 <w:sz w:val="20"/>
                 <w:szCs w:val="20"/>
               </w:rPr>
-              <w:t xml:space="preserve">[E4] Código Django/DRF y API_DOCS.md: contratos, validaciones, permisos y operaciones de activos, asignaciones y tickets iniciales. Las pruebas de E3-H8 y E4-H11 comprueban estados, trazabilidad, transacciones y acceso por rol.</w:t>
+              <w:t xml:space="preserve">[E4] Código Django/DRF y API_DOCS.md: contratos, validaciones, permisos y operaciones de activos, asignaciones y tickets. Los formularios Web y las pruebas de los flujos permiten revisar su funcionamiento, la trazabilidad y el acceso por rol.</w:t>
             </w:r>
             <w:r>
               <w:rPr>
@@ -3636,7 +3606,7 @@
                 <w:sz w:val="20"/>
                 <w:szCs w:val="20"/>
               </w:rPr>
-              <w:t xml:space="preserve">[E6] Pruebas de usuarios, activos, asignaciones y tickets: última ejecución local disponible con 266 pruebas aprobadas, de las cuales 68 utilizaron PostgreSQL real y 19</w:t>
+              <w:t xml:space="preserve">[E6] Pruebas unitarias y de integración de usuarios, activos, asignaciones y tickets: validan reglas, permisos, persistencia, concurrencia y reversión ante fallas. El análisis estático complementa la revisión. Los registros de QA conservan los resultados de cada ejecución. La validación integral incluye rendimiento, seguridad y aceptación.</w:t>
             </w:r>
             <w:r>
               <w:rPr>
@@ -3645,7 +3615,7 @@
                 <w:sz w:val="20"/>
                 <w:szCs w:val="20"/>
               </w:rPr>
-              <w:t xml:space="preserve">8 emplearon dobles de prueba. El resumen registrado fue «Ran 266 tests in 15.224s — OK». Pyright finalizó sin errores. Estos resultados respaldan el incremento comprobado; no sustituyen las pruebas de rendimiento, seguridad integral ni la aceptación final.</w:t>
+              <w:t xml:space="preserve"/>
             </w:r>
             <w:r>
               <w:rPr>
@@ -3765,7 +3735,7 @@
                 <w:sz w:val="20"/>
                 <w:szCs w:val="20"/>
               </w:rPr>
-              <w:t xml:space="preserve">Las instrucciones de ejecución y configuración se incluyen en el README. Las pruebas utilizan una base separada de los datos de trabajo. El registro de resultados y las capturas de los flujos integrados deben consolidarse en las evidencias del cierre</w:t>
+              <w:t xml:space="preserve">Las instrucciones de ejecución y configuración se incluyen en el README. Las pruebas de integración utilizan una base separada de los datos de trabajo. Los registros de resultados y las evidencias de los flujos completos permiten comprobar los criterios de aceptación.</w:t>
             </w:r>
             <w:r>
               <w:rPr>
@@ -3775,7 +3745,7 @@
                 <w:szCs w:val="20"/>
                 <w:lang w:val="es-ES"/>
               </w:rPr>
-              <w:t xml:space="preserve">.</w:t>
+              <w:t xml:space="preserve"/>
             </w:r>
             <w:r>
               <w:rPr>
@@ -3805,7 +3775,7 @@
                 <w:sz w:val="20"/>
                 <w:szCs w:val="20"/>
               </w:rPr>
-              <w:t xml:space="preserve">[E7] Seguimiento Scrum: Sprint Backlogs, registros de reuniones y retrospectivas de</w:t>
+              <w:t xml:space="preserve">[E7] Seguimiento Scrum: registros disponibles de planificación, reuniones y retrospectivas que documentan la evolución del proyecto.</w:t>
             </w:r>
             <w:r>
               <w:rPr>
@@ -3815,7 +3785,7 @@
                 <w:szCs w:val="20"/>
                 <w:lang w:val="es-ES"/>
               </w:rPr>
-              <w:t xml:space="preserve"> cada</w:t>
+              <w:t xml:space="preserve"/>
             </w:r>
             <w:r>
               <w:rPr>
@@ -3824,7 +3794,7 @@
                 <w:sz w:val="20"/>
                 <w:szCs w:val="20"/>
               </w:rPr>
-              <w:t xml:space="preserve"> Sprint</w:t>
+              <w:t xml:space="preserve"/>
             </w:r>
             <w:r>
               <w:rPr>
@@ -3834,7 +3804,7 @@
                 <w:szCs w:val="20"/>
                 <w:lang w:val="es-ES"/>
               </w:rPr>
-              <w:t xml:space="preserve">.</w:t>
+              <w:t xml:space="preserve"/>
             </w:r>
             <w:r>
               <w:rPr>
